--- a/data/ai_paras/AI_para_79.docx
+++ b/data/ai_paras/AI_para_79.docx
@@ -4,7 +4,7 @@
   <w:body>
     <w:p>
       <w:r>
-        <w:t>The experimental manipulations conducted in the study were instrumental in evaluating the thermal regulation and energy storage capabilities of smart textiles. These manipulations involved varying environmental conditions to assess the adaptability and performance of the textiles under different scenarios. Temperature regulation was tested through controlled thermal environments, where the textiles demonstrated enhanced heat dissipation capabilities, particularly those integrated with passive radiative cooling technologies (Ref-s204867). In terms of energy storage, the textiles were subjected to repeated energy harvesting and discharge cycles, revealing a consistent ability to store and release energy efficiently, thereby validating their potential for sustaining wearable electronics (Ref-s204867). These findings underscore the robustness of smart textiles as multifunctional materials, capable of maintaining performance across a range of conditions, thus supporting their application in diverse wearable technology sectors.</w:t>
+        <w:t>The functionalities of smart textiles serve as a cornerstone in the advancement of temperature regulation and thermal management technologies. Passive radiative cooling, as explored by Peng et al. (Ref-s633975), exemplifies how these textiles can facilitate heat dissipation without energy input, thereby enhancing user comfort in varying environments. Zhang et al. (Ref-s633975) further investigate the implications of integrating moisture-wicking capabilities with radiative cooling fabrics, demonstrating improved efficiency in heat management. These innovations enable textiles to maintain optimal thermal conditions, significantly reducing the need for external cooling systems. Additionally, the development of smart textiles with energy storage capacities fosters the creation of multifunctional garments that can adapt to environmental changes while conserving energy for later use, thereby expanding their application potential in wearable technology (Ref-s633975).</w:t>
       </w:r>
     </w:p>
     <w:sectPr>
